--- a/Холодков Даниид/Документ Microsoft Word (3).docx
+++ b/Холодков Даниид/Документ Microsoft Word (3).docx
@@ -12,31 +12,31 @@
           <w:i/>
         </w:rPr>
       </w:pPr>
-      <w:r>
-        <w:rPr>
-          <w:rFonts w:ascii="Times New Roman" w:hAnsi="Times New Roman" w:cs="Times New Roman"/>
-          <w:i/>
-        </w:rPr>
-        <w:t>ООО "</w:t>
-      </w:r>
-      <w:proofErr w:type="spellStart"/>
-      <w:r>
-        <w:rPr>
-          <w:rFonts w:ascii="Times New Roman" w:hAnsi="Times New Roman" w:cs="Times New Roman"/>
-          <w:i/>
-        </w:rPr>
-        <w:t>ТехноСтрой</w:t>
-      </w:r>
-      <w:proofErr w:type="spellEnd"/>
-      <w:r>
-        <w:rPr>
-          <w:rFonts w:ascii="Times New Roman" w:hAnsi="Times New Roman" w:cs="Times New Roman"/>
-          <w:i/>
-        </w:rPr>
-        <w:t>" | Внутренняя документация</w:t>
-      </w:r>
       <w:bookmarkStart w:id="0" w:name="_GoBack"/>
       <w:bookmarkEnd w:id="0"/>
+      <w:r>
+        <w:rPr>
+          <w:rFonts w:ascii="Times New Roman" w:hAnsi="Times New Roman" w:cs="Times New Roman"/>
+          <w:i/>
+        </w:rPr>
+        <w:t>ООО "</w:t>
+      </w:r>
+      <w:proofErr w:type="spellStart"/>
+      <w:r>
+        <w:rPr>
+          <w:rFonts w:ascii="Times New Roman" w:hAnsi="Times New Roman" w:cs="Times New Roman"/>
+          <w:i/>
+        </w:rPr>
+        <w:t>ТехноСтрой</w:t>
+      </w:r>
+      <w:proofErr w:type="spellEnd"/>
+      <w:r>
+        <w:rPr>
+          <w:rFonts w:ascii="Times New Roman" w:hAnsi="Times New Roman" w:cs="Times New Roman"/>
+          <w:i/>
+        </w:rPr>
+        <w:t>" | Внутренняя документация</w:t>
+      </w:r>
       <w:r>
         <w:rPr>
           <w:rFonts w:ascii="Times New Roman" w:hAnsi="Times New Roman" w:cs="Times New Roman"/>
@@ -1517,7 +1517,7 @@
 </file>
 
 <file path=customXml/itemProps1.xml><?xml version="1.0" encoding="utf-8"?>
-<ds:datastoreItem xmlns:ds="http://schemas.openxmlformats.org/officeDocument/2006/customXml" ds:itemID="{6F19428B-2679-4A32-B86B-FC9BFF6947D2}">
+<ds:datastoreItem xmlns:ds="http://schemas.openxmlformats.org/officeDocument/2006/customXml" ds:itemID="{00ECF20D-0120-40BF-A1A8-DA6A304E02F8}">
   <ds:schemaRefs>
     <ds:schemaRef ds:uri="http://schemas.openxmlformats.org/officeDocument/2006/bibliography"/>
   </ds:schemaRefs>
